--- a/tillsyn/A 19208-2025 tillsynsbegäran.docx
+++ b/tillsyn/A 19208-2025 tillsynsbegäran.docx
@@ -35,7 +35,7 @@
     </w:p>
     <w:p>
       <w:r>
-        <w:t>I avverkningsanmälan har följande 10 naturvårdsarter hittats: blackticka (VU), knärot (VU, §8), rynkskinn (VU), granticka (NT), rosenticka (NT), spillkråka (NT, §4), ullticka (NT), plattlummer (S, §9), vedticka (S) och revlummer (§9). Av dessa är 7 rödlistade. För rödlistade arter har rödlistekategorin angivits inom parentes. Arter som är signalarter enligt Skogsstyrelsen har markerats med (S). För fridlysta arter anges även paragrafen i Artskyddsförordningen som arten är fridlyst enligt.</w:t>
+        <w:t>I avverkningsanmälan har följande 11 naturvårdsarter hittats: blackticka (VU), knärot (VU, §8), rynkskinn (VU), sprickporing (VU), granticka (NT), rosenticka (NT), spillkråka (NT, §4), ullticka (NT), plattlummer (S, §9), vedticka (S) och revlummer (§9). Av dessa är 8 rödlistade. För rödlistade arter har rödlistekategorin angivits inom parentes. Arter som är signalarter enligt Skogsstyrelsen har markerats med (S). För fridlysta arter anges även paragrafen i Artskyddsförordningen som arten är fridlyst enligt.</w:t>
       </w:r>
     </w:p>
     <w:p>
@@ -132,6 +132,17 @@
       </w:r>
       <w:r>
         <w:t>, rödlistad som sårbar, är en vednedbrytare som växer på grova granlågor och ingår i en karaktäristisk association av vedsvampar knutna till urskogsartade barrskogar. Den har klassificerats som en “urskogsindikator” och är placerad i toppen av Skogsstyrelsens värdepyramid för bedömning av skog med höga naturvärden. Allt tyder på att rynkskinn är mycket känslig för skogliga ingrepp (Nitare &amp; Skogsstyrelsen, 2019; SLU Artdatabanken, 2024).</w:t>
+      </w:r>
+    </w:p>
+    <w:p>
+      <w:r>
+        <w:rPr>
+          <w:b/>
+        </w:rPr>
+        <w:t>Sprickporing (VU)</w:t>
+      </w:r>
+      <w:r>
+        <w:t>, rödlistad som sårbar, är en sällsynt art som växer på senvuxen gran i lågproduktiva miljöer, ett substrat som nybildas i mycket liten skala i modern produktionsskog. Arten bedöms ha minskat kraftigt, med mer än 30 % över de senaste 20 åren, huvudsakligen på grund av slutavverkningar. I bestånd där arten förekommer måste skogsbruk undvikas. Fler av artens lokaler bör skyddas (SLU Artdatabanken, 2024).</w:t>
       </w:r>
     </w:p>
     <w:p>
@@ -610,7 +621,7 @@
     <w:r>
       <w:tab/>
       <w:tab/>
-      <w:t>2025-05-08</w:t>
+      <w:t>2025-05-09</w:t>
       <w:br/>
       <w:br/>
     </w:r>

--- a/tillsyn/A 19208-2025 tillsynsbegäran.docx
+++ b/tillsyn/A 19208-2025 tillsynsbegäran.docx
@@ -621,7 +621,7 @@
     <w:r>
       <w:tab/>
       <w:tab/>
-      <w:t>2025-05-09</w:t>
+      <w:t>2025-05-10</w:t>
       <w:br/>
       <w:br/>
     </w:r>

--- a/tillsyn/A 19208-2025 tillsynsbegäran.docx
+++ b/tillsyn/A 19208-2025 tillsynsbegäran.docx
@@ -621,7 +621,7 @@
     <w:r>
       <w:tab/>
       <w:tab/>
-      <w:t>2025-05-10</w:t>
+      <w:t>2025-05-11</w:t>
       <w:br/>
       <w:br/>
     </w:r>

--- a/tillsyn/A 19208-2025 tillsynsbegäran.docx
+++ b/tillsyn/A 19208-2025 tillsynsbegäran.docx
@@ -621,7 +621,7 @@
     <w:r>
       <w:tab/>
       <w:tab/>
-      <w:t>2025-05-11</w:t>
+      <w:t>2025-05-12</w:t>
       <w:br/>
       <w:br/>
     </w:r>

--- a/tillsyn/A 19208-2025 tillsynsbegäran.docx
+++ b/tillsyn/A 19208-2025 tillsynsbegäran.docx
@@ -621,7 +621,7 @@
     <w:r>
       <w:tab/>
       <w:tab/>
-      <w:t>2025-05-12</w:t>
+      <w:t>2025-05-13</w:t>
       <w:br/>
       <w:br/>
     </w:r>

--- a/tillsyn/A 19208-2025 tillsynsbegäran.docx
+++ b/tillsyn/A 19208-2025 tillsynsbegäran.docx
@@ -621,7 +621,7 @@
     <w:r>
       <w:tab/>
       <w:tab/>
-      <w:t>2025-05-13</w:t>
+      <w:t>2025-05-14</w:t>
       <w:br/>
       <w:br/>
     </w:r>

--- a/tillsyn/A 19208-2025 tillsynsbegäran.docx
+++ b/tillsyn/A 19208-2025 tillsynsbegäran.docx
@@ -621,7 +621,7 @@
     <w:r>
       <w:tab/>
       <w:tab/>
-      <w:t>2025-05-14</w:t>
+      <w:t>2025-05-15</w:t>
       <w:br/>
       <w:br/>
     </w:r>

--- a/tillsyn/A 19208-2025 tillsynsbegäran.docx
+++ b/tillsyn/A 19208-2025 tillsynsbegäran.docx
@@ -621,7 +621,7 @@
     <w:r>
       <w:tab/>
       <w:tab/>
-      <w:t>2025-05-15</w:t>
+      <w:t>2025-05-16</w:t>
       <w:br/>
       <w:br/>
     </w:r>

--- a/tillsyn/A 19208-2025 tillsynsbegäran.docx
+++ b/tillsyn/A 19208-2025 tillsynsbegäran.docx
@@ -621,7 +621,7 @@
     <w:r>
       <w:tab/>
       <w:tab/>
-      <w:t>2025-05-16</w:t>
+      <w:t>2025-05-17</w:t>
       <w:br/>
       <w:br/>
     </w:r>

--- a/tillsyn/A 19208-2025 tillsynsbegäran.docx
+++ b/tillsyn/A 19208-2025 tillsynsbegäran.docx
@@ -621,7 +621,7 @@
     <w:r>
       <w:tab/>
       <w:tab/>
-      <w:t>2025-05-17</w:t>
+      <w:t>2025-05-18</w:t>
       <w:br/>
       <w:br/>
     </w:r>

--- a/tillsyn/A 19208-2025 tillsynsbegäran.docx
+++ b/tillsyn/A 19208-2025 tillsynsbegäran.docx
@@ -621,7 +621,7 @@
     <w:r>
       <w:tab/>
       <w:tab/>
-      <w:t>2025-05-18</w:t>
+      <w:t>2025-05-19</w:t>
       <w:br/>
       <w:br/>
     </w:r>

--- a/tillsyn/A 19208-2025 tillsynsbegäran.docx
+++ b/tillsyn/A 19208-2025 tillsynsbegäran.docx
@@ -621,7 +621,7 @@
     <w:r>
       <w:tab/>
       <w:tab/>
-      <w:t>2025-05-19</w:t>
+      <w:t>2025-05-20</w:t>
       <w:br/>
       <w:br/>
     </w:r>

--- a/tillsyn/A 19208-2025 tillsynsbegäran.docx
+++ b/tillsyn/A 19208-2025 tillsynsbegäran.docx
@@ -621,7 +621,7 @@
     <w:r>
       <w:tab/>
       <w:tab/>
-      <w:t>2025-05-20</w:t>
+      <w:t>2025-05-21</w:t>
       <w:br/>
       <w:br/>
     </w:r>

--- a/tillsyn/A 19208-2025 tillsynsbegäran.docx
+++ b/tillsyn/A 19208-2025 tillsynsbegäran.docx
@@ -621,7 +621,7 @@
     <w:r>
       <w:tab/>
       <w:tab/>
-      <w:t>2025-05-21</w:t>
+      <w:t>2025-05-22</w:t>
       <w:br/>
       <w:br/>
     </w:r>

--- a/tillsyn/A 19208-2025 tillsynsbegäran.docx
+++ b/tillsyn/A 19208-2025 tillsynsbegäran.docx
@@ -621,7 +621,7 @@
     <w:r>
       <w:tab/>
       <w:tab/>
-      <w:t>2025-05-22</w:t>
+      <w:t>2025-05-23</w:t>
       <w:br/>
       <w:br/>
     </w:r>

--- a/tillsyn/A 19208-2025 tillsynsbegäran.docx
+++ b/tillsyn/A 19208-2025 tillsynsbegäran.docx
@@ -621,7 +621,7 @@
     <w:r>
       <w:tab/>
       <w:tab/>
-      <w:t>2025-05-23</w:t>
+      <w:t>2025-05-24</w:t>
       <w:br/>
       <w:br/>
     </w:r>

--- a/tillsyn/A 19208-2025 tillsynsbegäran.docx
+++ b/tillsyn/A 19208-2025 tillsynsbegäran.docx
@@ -621,7 +621,7 @@
     <w:r>
       <w:tab/>
       <w:tab/>
-      <w:t>2025-05-24</w:t>
+      <w:t>2025-05-25</w:t>
       <w:br/>
       <w:br/>
     </w:r>

--- a/tillsyn/A 19208-2025 tillsynsbegäran.docx
+++ b/tillsyn/A 19208-2025 tillsynsbegäran.docx
@@ -621,7 +621,7 @@
     <w:r>
       <w:tab/>
       <w:tab/>
-      <w:t>2025-05-25</w:t>
+      <w:t>2025-05-26</w:t>
       <w:br/>
       <w:br/>
     </w:r>

--- a/tillsyn/A 19208-2025 tillsynsbegäran.docx
+++ b/tillsyn/A 19208-2025 tillsynsbegäran.docx
@@ -621,7 +621,7 @@
     <w:r>
       <w:tab/>
       <w:tab/>
-      <w:t>2025-05-26</w:t>
+      <w:t>2025-05-27</w:t>
       <w:br/>
       <w:br/>
     </w:r>

--- a/tillsyn/A 19208-2025 tillsynsbegäran.docx
+++ b/tillsyn/A 19208-2025 tillsynsbegäran.docx
@@ -621,7 +621,7 @@
     <w:r>
       <w:tab/>
       <w:tab/>
-      <w:t>2025-05-27</w:t>
+      <w:t>2025-05-30</w:t>
       <w:br/>
       <w:br/>
     </w:r>

--- a/tillsyn/A 19208-2025 tillsynsbegäran.docx
+++ b/tillsyn/A 19208-2025 tillsynsbegäran.docx
@@ -621,7 +621,7 @@
     <w:r>
       <w:tab/>
       <w:tab/>
-      <w:t>2025-05-30</w:t>
+      <w:t>2025-06-01</w:t>
       <w:br/>
       <w:br/>
     </w:r>

--- a/tillsyn/A 19208-2025 tillsynsbegäran.docx
+++ b/tillsyn/A 19208-2025 tillsynsbegäran.docx
@@ -621,7 +621,7 @@
     <w:r>
       <w:tab/>
       <w:tab/>
-      <w:t>2025-06-01</w:t>
+      <w:t>2025-06-02</w:t>
       <w:br/>
       <w:br/>
     </w:r>

--- a/tillsyn/A 19208-2025 tillsynsbegäran.docx
+++ b/tillsyn/A 19208-2025 tillsynsbegäran.docx
@@ -621,7 +621,7 @@
     <w:r>
       <w:tab/>
       <w:tab/>
-      <w:t>2025-06-02</w:t>
+      <w:t>2025-06-03</w:t>
       <w:br/>
       <w:br/>
     </w:r>

--- a/tillsyn/A 19208-2025 tillsynsbegäran.docx
+++ b/tillsyn/A 19208-2025 tillsynsbegäran.docx
@@ -621,7 +621,7 @@
     <w:r>
       <w:tab/>
       <w:tab/>
-      <w:t>2025-06-03</w:t>
+      <w:t>2025-06-04</w:t>
       <w:br/>
       <w:br/>
     </w:r>

--- a/tillsyn/A 19208-2025 tillsynsbegäran.docx
+++ b/tillsyn/A 19208-2025 tillsynsbegäran.docx
@@ -621,7 +621,7 @@
     <w:r>
       <w:tab/>
       <w:tab/>
-      <w:t>2025-06-04</w:t>
+      <w:t>2025-06-05</w:t>
       <w:br/>
       <w:br/>
     </w:r>

--- a/tillsyn/A 19208-2025 tillsynsbegäran.docx
+++ b/tillsyn/A 19208-2025 tillsynsbegäran.docx
@@ -621,7 +621,7 @@
     <w:r>
       <w:tab/>
       <w:tab/>
-      <w:t>2025-06-05</w:t>
+      <w:t>2025-06-13</w:t>
       <w:br/>
       <w:br/>
     </w:r>

--- a/tillsyn/A 19208-2025 tillsynsbegäran.docx
+++ b/tillsyn/A 19208-2025 tillsynsbegäran.docx
@@ -621,7 +621,7 @@
     <w:r>
       <w:tab/>
       <w:tab/>
-      <w:t>2025-06-13</w:t>
+      <w:t>2025-06-15</w:t>
       <w:br/>
       <w:br/>
     </w:r>

--- a/tillsyn/A 19208-2025 tillsynsbegäran.docx
+++ b/tillsyn/A 19208-2025 tillsynsbegäran.docx
@@ -621,7 +621,7 @@
     <w:r>
       <w:tab/>
       <w:tab/>
-      <w:t>2025-06-15</w:t>
+      <w:t>2025-06-16</w:t>
       <w:br/>
       <w:br/>
     </w:r>

--- a/tillsyn/A 19208-2025 tillsynsbegäran.docx
+++ b/tillsyn/A 19208-2025 tillsynsbegäran.docx
@@ -621,7 +621,7 @@
     <w:r>
       <w:tab/>
       <w:tab/>
-      <w:t>2025-06-16</w:t>
+      <w:t>2025-06-17</w:t>
       <w:br/>
       <w:br/>
     </w:r>

--- a/tillsyn/A 19208-2025 tillsynsbegäran.docx
+++ b/tillsyn/A 19208-2025 tillsynsbegäran.docx
@@ -621,7 +621,7 @@
     <w:r>
       <w:tab/>
       <w:tab/>
-      <w:t>2025-06-17</w:t>
+      <w:t>2025-06-18</w:t>
       <w:br/>
       <w:br/>
     </w:r>

--- a/tillsyn/A 19208-2025 tillsynsbegäran.docx
+++ b/tillsyn/A 19208-2025 tillsynsbegäran.docx
@@ -621,7 +621,7 @@
     <w:r>
       <w:tab/>
       <w:tab/>
-      <w:t>2025-06-18</w:t>
+      <w:t>2025-06-19</w:t>
       <w:br/>
       <w:br/>
     </w:r>

--- a/tillsyn/A 19208-2025 tillsynsbegäran.docx
+++ b/tillsyn/A 19208-2025 tillsynsbegäran.docx
@@ -621,7 +621,7 @@
     <w:r>
       <w:tab/>
       <w:tab/>
-      <w:t>2025-06-19</w:t>
+      <w:t>2025-06-20</w:t>
       <w:br/>
       <w:br/>
     </w:r>

--- a/tillsyn/A 19208-2025 tillsynsbegäran.docx
+++ b/tillsyn/A 19208-2025 tillsynsbegäran.docx
@@ -621,7 +621,7 @@
     <w:r>
       <w:tab/>
       <w:tab/>
-      <w:t>2025-06-20</w:t>
+      <w:t>2025-06-21</w:t>
       <w:br/>
       <w:br/>
     </w:r>

--- a/tillsyn/A 19208-2025 tillsynsbegäran.docx
+++ b/tillsyn/A 19208-2025 tillsynsbegäran.docx
@@ -214,7 +214,7 @@
     </w:p>
     <w:p>
       <w:r>
-        <w:t>I det avverkningsanmälda området finns 5 fyndplatser för knärot registrerade på Artportalen. Figur 2 visar gränserna för buffertzoner på 50 m, som behöver lämnas kring fyndplatserna för att knärotslokalerna inte ska försvinna vid en avverkning. Av det avverkningsanmälda området överlappar 2.50 ha med buffertzonerna och får av detta skäl inte avverkas.</w:t>
+        <w:t>I det avverkningsanmälda området finns 8 fyndplatser för knärot registrerade på Artportalen. Figur 2 visar gränserna för buffertzoner på 50 m, som behöver lämnas kring fyndplatserna för att knärotslokalerna inte ska försvinna vid en avverkning. Av det avverkningsanmälda området överlappar 2.74 ha med buffertzonerna och får av detta skäl inte avverkas.</w:t>
       </w:r>
     </w:p>
     <w:p>
@@ -621,7 +621,7 @@
     <w:r>
       <w:tab/>
       <w:tab/>
-      <w:t>2025-06-21</w:t>
+      <w:t>2025-06-22</w:t>
       <w:br/>
       <w:br/>
     </w:r>

--- a/tillsyn/A 19208-2025 tillsynsbegäran.docx
+++ b/tillsyn/A 19208-2025 tillsynsbegäran.docx
@@ -621,7 +621,7 @@
     <w:r>
       <w:tab/>
       <w:tab/>
-      <w:t>2025-06-22</w:t>
+      <w:t>2025-06-23</w:t>
       <w:br/>
       <w:br/>
     </w:r>

--- a/tillsyn/A 19208-2025 tillsynsbegäran.docx
+++ b/tillsyn/A 19208-2025 tillsynsbegäran.docx
@@ -621,7 +621,7 @@
     <w:r>
       <w:tab/>
       <w:tab/>
-      <w:t>2025-06-23</w:t>
+      <w:t>2025-06-24</w:t>
       <w:br/>
       <w:br/>
     </w:r>

--- a/tillsyn/A 19208-2025 tillsynsbegäran.docx
+++ b/tillsyn/A 19208-2025 tillsynsbegäran.docx
@@ -621,7 +621,7 @@
     <w:r>
       <w:tab/>
       <w:tab/>
-      <w:t>2025-06-24</w:t>
+      <w:t>2025-06-25</w:t>
       <w:br/>
       <w:br/>
     </w:r>

--- a/tillsyn/A 19208-2025 tillsynsbegäran.docx
+++ b/tillsyn/A 19208-2025 tillsynsbegäran.docx
@@ -621,7 +621,7 @@
     <w:r>
       <w:tab/>
       <w:tab/>
-      <w:t>2025-06-25</w:t>
+      <w:t>2025-06-26</w:t>
       <w:br/>
       <w:br/>
     </w:r>

--- a/tillsyn/A 19208-2025 tillsynsbegäran.docx
+++ b/tillsyn/A 19208-2025 tillsynsbegäran.docx
@@ -621,7 +621,7 @@
     <w:r>
       <w:tab/>
       <w:tab/>
-      <w:t>2025-06-26</w:t>
+      <w:t>2025-06-27</w:t>
       <w:br/>
       <w:br/>
     </w:r>

--- a/tillsyn/A 19208-2025 tillsynsbegäran.docx
+++ b/tillsyn/A 19208-2025 tillsynsbegäran.docx
@@ -621,7 +621,7 @@
     <w:r>
       <w:tab/>
       <w:tab/>
-      <w:t>2025-06-27</w:t>
+      <w:t>2025-06-28</w:t>
       <w:br/>
       <w:br/>
     </w:r>

--- a/tillsyn/A 19208-2025 tillsynsbegäran.docx
+++ b/tillsyn/A 19208-2025 tillsynsbegäran.docx
@@ -621,7 +621,7 @@
     <w:r>
       <w:tab/>
       <w:tab/>
-      <w:t>2025-06-28</w:t>
+      <w:t>2025-06-29</w:t>
       <w:br/>
       <w:br/>
     </w:r>

--- a/tillsyn/A 19208-2025 tillsynsbegäran.docx
+++ b/tillsyn/A 19208-2025 tillsynsbegäran.docx
@@ -621,7 +621,7 @@
     <w:r>
       <w:tab/>
       <w:tab/>
-      <w:t>2025-06-29</w:t>
+      <w:t>2025-06-30</w:t>
       <w:br/>
       <w:br/>
     </w:r>

--- a/tillsyn/A 19208-2025 tillsynsbegäran.docx
+++ b/tillsyn/A 19208-2025 tillsynsbegäran.docx
@@ -621,7 +621,7 @@
     <w:r>
       <w:tab/>
       <w:tab/>
-      <w:t>2025-06-30</w:t>
+      <w:t>2025-07-01</w:t>
       <w:br/>
       <w:br/>
     </w:r>

--- a/tillsyn/A 19208-2025 tillsynsbegäran.docx
+++ b/tillsyn/A 19208-2025 tillsynsbegäran.docx
@@ -621,7 +621,7 @@
     <w:r>
       <w:tab/>
       <w:tab/>
-      <w:t>2025-07-01</w:t>
+      <w:t>2025-07-02</w:t>
       <w:br/>
       <w:br/>
     </w:r>

--- a/tillsyn/A 19208-2025 tillsynsbegäran.docx
+++ b/tillsyn/A 19208-2025 tillsynsbegäran.docx
@@ -621,7 +621,7 @@
     <w:r>
       <w:tab/>
       <w:tab/>
-      <w:t>2025-07-02</w:t>
+      <w:t>2025-07-03</w:t>
       <w:br/>
       <w:br/>
     </w:r>

--- a/tillsyn/A 19208-2025 tillsynsbegäran.docx
+++ b/tillsyn/A 19208-2025 tillsynsbegäran.docx
@@ -621,7 +621,7 @@
     <w:r>
       <w:tab/>
       <w:tab/>
-      <w:t>2025-07-03</w:t>
+      <w:t>2025-07-04</w:t>
       <w:br/>
       <w:br/>
     </w:r>

--- a/tillsyn/A 19208-2025 tillsynsbegäran.docx
+++ b/tillsyn/A 19208-2025 tillsynsbegäran.docx
@@ -621,7 +621,7 @@
     <w:r>
       <w:tab/>
       <w:tab/>
-      <w:t>2025-07-04</w:t>
+      <w:t>2025-07-05</w:t>
       <w:br/>
       <w:br/>
     </w:r>

--- a/tillsyn/A 19208-2025 tillsynsbegäran.docx
+++ b/tillsyn/A 19208-2025 tillsynsbegäran.docx
@@ -621,7 +621,7 @@
     <w:r>
       <w:tab/>
       <w:tab/>
-      <w:t>2025-07-05</w:t>
+      <w:t>2025-07-06</w:t>
       <w:br/>
       <w:br/>
     </w:r>

--- a/tillsyn/A 19208-2025 tillsynsbegäran.docx
+++ b/tillsyn/A 19208-2025 tillsynsbegäran.docx
@@ -621,7 +621,7 @@
     <w:r>
       <w:tab/>
       <w:tab/>
-      <w:t>2025-07-06</w:t>
+      <w:t>2025-07-07</w:t>
       <w:br/>
       <w:br/>
     </w:r>

--- a/tillsyn/A 19208-2025 tillsynsbegäran.docx
+++ b/tillsyn/A 19208-2025 tillsynsbegäran.docx
@@ -621,7 +621,7 @@
     <w:r>
       <w:tab/>
       <w:tab/>
-      <w:t>2025-07-07</w:t>
+      <w:t>2025-07-08</w:t>
       <w:br/>
       <w:br/>
     </w:r>

--- a/tillsyn/A 19208-2025 tillsynsbegäran.docx
+++ b/tillsyn/A 19208-2025 tillsynsbegäran.docx
@@ -621,7 +621,7 @@
     <w:r>
       <w:tab/>
       <w:tab/>
-      <w:t>2025-07-08</w:t>
+      <w:t>2025-07-09</w:t>
       <w:br/>
       <w:br/>
     </w:r>

--- a/tillsyn/A 19208-2025 tillsynsbegäran.docx
+++ b/tillsyn/A 19208-2025 tillsynsbegäran.docx
@@ -621,7 +621,7 @@
     <w:r>
       <w:tab/>
       <w:tab/>
-      <w:t>2025-07-09</w:t>
+      <w:t>2025-07-11</w:t>
       <w:br/>
       <w:br/>
     </w:r>

--- a/tillsyn/A 19208-2025 tillsynsbegäran.docx
+++ b/tillsyn/A 19208-2025 tillsynsbegäran.docx
@@ -621,7 +621,7 @@
     <w:r>
       <w:tab/>
       <w:tab/>
-      <w:t>2025-07-11</w:t>
+      <w:t>2025-07-12</w:t>
       <w:br/>
       <w:br/>
     </w:r>

--- a/tillsyn/A 19208-2025 tillsynsbegäran.docx
+++ b/tillsyn/A 19208-2025 tillsynsbegäran.docx
@@ -621,7 +621,7 @@
     <w:r>
       <w:tab/>
       <w:tab/>
-      <w:t>2025-07-12</w:t>
+      <w:t>2025-07-13</w:t>
       <w:br/>
       <w:br/>
     </w:r>

--- a/tillsyn/A 19208-2025 tillsynsbegäran.docx
+++ b/tillsyn/A 19208-2025 tillsynsbegäran.docx
@@ -621,7 +621,7 @@
     <w:r>
       <w:tab/>
       <w:tab/>
-      <w:t>2025-07-13</w:t>
+      <w:t>2025-07-14</w:t>
       <w:br/>
       <w:br/>
     </w:r>

--- a/tillsyn/A 19208-2025 tillsynsbegäran.docx
+++ b/tillsyn/A 19208-2025 tillsynsbegäran.docx
@@ -659,7 +659,7 @@
     <w:r>
       <w:tab/>
       <w:tab/>
-      <w:t>2025-08-06</w:t>
+      <w:t>2025-08-09</w:t>
       <w:br/>
       <w:br/>
     </w:r>

--- a/tillsyn/A 19208-2025 tillsynsbegäran.docx
+++ b/tillsyn/A 19208-2025 tillsynsbegäran.docx
@@ -12,7 +12,7 @@
     </w:p>
     <w:p>
       <w:r>
-        <w:t>Detta dokument behandlar höga naturvärden i avverkningsanmälan A 19208-2025 i Sollefteå kommun. Denna avverkningsanmälan inkom 2025-04-22 och omfattar 3,2 ha.</w:t>
+        <w:t>Detta dokument behandlar höga naturvärden i avverkningsanmälan A 19208-2025 i Sollefteå kommun. Denna avverkningsanmälan inkom 2025-04-22 00:00:00 och omfattar 3,2 ha.</w:t>
       </w:r>
     </w:p>
     <w:p>

--- a/tillsyn/A 19208-2025 tillsynsbegäran.docx
+++ b/tillsyn/A 19208-2025 tillsynsbegäran.docx
@@ -659,7 +659,7 @@
     <w:r>
       <w:tab/>
       <w:tab/>
-      <w:t>2025-08-09</w:t>
+      <w:t>2025-08-10</w:t>
       <w:br/>
       <w:br/>
     </w:r>

--- a/tillsyn/A 19208-2025 tillsynsbegäran.docx
+++ b/tillsyn/A 19208-2025 tillsynsbegäran.docx
@@ -659,7 +659,7 @@
     <w:r>
       <w:tab/>
       <w:tab/>
-      <w:t>2025-08-10</w:t>
+      <w:t>2025-08-11</w:t>
       <w:br/>
       <w:br/>
     </w:r>

--- a/tillsyn/A 19208-2025 tillsynsbegäran.docx
+++ b/tillsyn/A 19208-2025 tillsynsbegäran.docx
@@ -659,7 +659,7 @@
     <w:r>
       <w:tab/>
       <w:tab/>
-      <w:t>2025-08-11</w:t>
+      <w:t>2025-08-12</w:t>
       <w:br/>
       <w:br/>
     </w:r>

--- a/tillsyn/A 19208-2025 tillsynsbegäran.docx
+++ b/tillsyn/A 19208-2025 tillsynsbegäran.docx
@@ -659,7 +659,7 @@
     <w:r>
       <w:tab/>
       <w:tab/>
-      <w:t>2025-08-12</w:t>
+      <w:t>2025-08-13</w:t>
       <w:br/>
       <w:br/>
     </w:r>

--- a/tillsyn/A 19208-2025 tillsynsbegäran.docx
+++ b/tillsyn/A 19208-2025 tillsynsbegäran.docx
@@ -659,7 +659,7 @@
     <w:r>
       <w:tab/>
       <w:tab/>
-      <w:t>2025-08-13</w:t>
+      <w:t>2025-08-14</w:t>
       <w:br/>
       <w:br/>
     </w:r>

--- a/tillsyn/A 19208-2025 tillsynsbegäran.docx
+++ b/tillsyn/A 19208-2025 tillsynsbegäran.docx
@@ -659,7 +659,7 @@
     <w:r>
       <w:tab/>
       <w:tab/>
-      <w:t>2025-08-14</w:t>
+      <w:t>2025-08-15</w:t>
       <w:br/>
       <w:br/>
     </w:r>

--- a/tillsyn/A 19208-2025 tillsynsbegäran.docx
+++ b/tillsyn/A 19208-2025 tillsynsbegäran.docx
@@ -659,7 +659,7 @@
     <w:r>
       <w:tab/>
       <w:tab/>
-      <w:t>2025-08-15</w:t>
+      <w:t>2025-08-16</w:t>
       <w:br/>
       <w:br/>
     </w:r>

--- a/tillsyn/A 19208-2025 tillsynsbegäran.docx
+++ b/tillsyn/A 19208-2025 tillsynsbegäran.docx
@@ -659,7 +659,7 @@
     <w:r>
       <w:tab/>
       <w:tab/>
-      <w:t>2025-08-16</w:t>
+      <w:t>2025-08-17</w:t>
       <w:br/>
       <w:br/>
     </w:r>

--- a/tillsyn/A 19208-2025 tillsynsbegäran.docx
+++ b/tillsyn/A 19208-2025 tillsynsbegäran.docx
@@ -659,7 +659,7 @@
     <w:r>
       <w:tab/>
       <w:tab/>
-      <w:t>2025-08-17</w:t>
+      <w:t>2025-08-18</w:t>
       <w:br/>
       <w:br/>
     </w:r>
